--- a/episodes/The_Dark_Rise_Episode_14.docx
+++ b/episodes/The_Dark_Rise_Episode_14.docx
@@ -314,7 +314,7 @@
           <w:sz w:val="24"/>
           <w:szCs w:val="24"/>
         </w:rPr>
-        <w:t xml:space="preserve">Beneath the ak-pu roots, the entity considered the small, controlled intrusion it had just risked and judged the result worth the exposure.</w:t>
+        <w:t xml:space="preserve">Beneath the iroko roots, the entity considered the small, controlled intrusion it had just risked and judged the result worth the exposure.</w:t>
       </w:r>
     </w:p>
     <w:p>

--- a/episodes/The_Dark_Rise_Episode_14.docx
+++ b/episodes/The_Dark_Rise_Episode_14.docx
@@ -126,20 +126,7 @@
     </w:p>
     <w:p>
       <w:pPr>
-        <w:spacing w:after="0" w:line="360"/>
-      </w:pPr>
-      <w:r>
-        <w:rPr>
-          <w:rFonts w:ascii="Georgia" w:hAnsi="Georgia" w:cs="Georgia"/>
-          <w:sz w:val="24"/>
-          <w:szCs w:val="24"/>
-        </w:rPr>
-        <w:t xml:space="preserve"/>
-      </w:r>
-    </w:p>
-    <w:p>
-      <w:pPr>
-        <w:spacing w:after="60" w:line="360"/>
+        <w:spacing w:after="60" w:line="360" w:before="480"/>
         <w:ind w:firstLine="360"/>
       </w:pPr>
       <w:r>
@@ -181,20 +168,7 @@
     </w:p>
     <w:p>
       <w:pPr>
-        <w:spacing w:after="0" w:line="360"/>
-      </w:pPr>
-      <w:r>
-        <w:rPr>
-          <w:rFonts w:ascii="Georgia" w:hAnsi="Georgia" w:cs="Georgia"/>
-          <w:sz w:val="24"/>
-          <w:szCs w:val="24"/>
-        </w:rPr>
-        <w:t xml:space="preserve"/>
-      </w:r>
-    </w:p>
-    <w:p>
-      <w:pPr>
-        <w:spacing w:after="60" w:line="360"/>
+        <w:spacing w:after="60" w:line="360" w:before="480"/>
         <w:ind w:firstLine="360"/>
       </w:pPr>
       <w:r>
@@ -292,20 +266,7 @@
     </w:p>
     <w:p>
       <w:pPr>
-        <w:spacing w:after="0" w:line="360"/>
-      </w:pPr>
-      <w:r>
-        <w:rPr>
-          <w:rFonts w:ascii="Georgia" w:hAnsi="Georgia" w:cs="Georgia"/>
-          <w:sz w:val="24"/>
-          <w:szCs w:val="24"/>
-        </w:rPr>
-        <w:t xml:space="preserve"/>
-      </w:r>
-    </w:p>
-    <w:p>
-      <w:pPr>
-        <w:spacing w:after="60" w:line="360"/>
+        <w:spacing w:after="60" w:line="360" w:before="480"/>
         <w:ind w:firstLine="360"/>
       </w:pPr>
       <w:r>
@@ -347,20 +308,7 @@
     </w:p>
     <w:p>
       <w:pPr>
-        <w:spacing w:after="0" w:line="360"/>
-      </w:pPr>
-      <w:r>
-        <w:rPr>
-          <w:rFonts w:ascii="Georgia" w:hAnsi="Georgia" w:cs="Georgia"/>
-          <w:sz w:val="24"/>
-          <w:szCs w:val="24"/>
-        </w:rPr>
-        <w:t xml:space="preserve"/>
-      </w:r>
-    </w:p>
-    <w:p>
-      <w:pPr>
-        <w:spacing w:after="60" w:line="360"/>
+        <w:spacing w:after="60" w:line="360" w:before="480"/>
         <w:ind w:firstLine="360"/>
       </w:pPr>
       <w:r>
@@ -416,15 +364,16 @@
     </w:p>
     <w:p>
       <w:pPr>
-        <w:spacing w:after="0" w:line="360"/>
-      </w:pPr>
-      <w:r>
-        <w:rPr>
-          <w:rFonts w:ascii="Georgia" w:hAnsi="Georgia" w:cs="Georgia"/>
-          <w:sz w:val="24"/>
-          <w:szCs w:val="24"/>
-        </w:rPr>
-        <w:t xml:space="preserve"/>
+        <w:spacing w:after="60" w:line="360" w:before="480"/>
+        <w:ind w:firstLine="360"/>
+      </w:pPr>
+      <w:r>
+        <w:rPr>
+          <w:rFonts w:ascii="Georgia" w:hAnsi="Georgia" w:cs="Georgia"/>
+          <w:sz w:val="24"/>
+          <w:szCs w:val="24"/>
+        </w:rPr>
+        <w:t xml:space="preserve">The voice that owned the dark recorded the night's work, flat and exact.</w:t>
       </w:r>
     </w:p>
     <w:p>
@@ -440,25 +389,12 @@
           <w:bCs/>
           <w:caps/>
         </w:rPr>
-        <w:t xml:space="preserve">WAKING INTRUSION: SUCCESSFUL, HOST STABLE. VOCAL CHANNEL: FIRST CONTACT AUTHORIZED, MIDWIFE THREAD.</w:t>
-      </w:r>
-    </w:p>
-    <w:p>
-      <w:pPr>
-        <w:spacing w:after="0" w:line="360"/>
-      </w:pPr>
-      <w:r>
-        <w:rPr>
-          <w:rFonts w:ascii="Georgia" w:hAnsi="Georgia" w:cs="Georgia"/>
-          <w:sz w:val="24"/>
-          <w:szCs w:val="24"/>
-        </w:rPr>
-        <w:t xml:space="preserve"/>
-      </w:r>
-    </w:p>
-    <w:p>
-      <w:pPr>
-        <w:spacing w:after="60" w:line="360"/>
+        <w:t xml:space="preserve">Waking intrusion: successful, host stable. Vocal channel: first contact authorized, midwife thread.</w:t>
+      </w:r>
+    </w:p>
+    <w:p>
+      <w:pPr>
+        <w:spacing w:after="60" w:line="360" w:before="480"/>
         <w:ind w:firstLine="360"/>
       </w:pPr>
       <w:r>
@@ -486,20 +422,7 @@
     </w:p>
     <w:p>
       <w:pPr>
-        <w:spacing w:after="0" w:line="360"/>
-      </w:pPr>
-      <w:r>
-        <w:rPr>
-          <w:rFonts w:ascii="Georgia" w:hAnsi="Georgia" w:cs="Georgia"/>
-          <w:sz w:val="24"/>
-          <w:szCs w:val="24"/>
-        </w:rPr>
-        <w:t xml:space="preserve"/>
-      </w:r>
-    </w:p>
-    <w:p>
-      <w:pPr>
-        <w:spacing w:after="60" w:line="360"/>
+        <w:spacing w:after="60" w:line="360" w:before="480"/>
         <w:ind w:firstLine="360"/>
       </w:pPr>
       <w:r>
@@ -597,20 +520,7 @@
     </w:p>
     <w:p>
       <w:pPr>
-        <w:spacing w:after="0" w:line="360"/>
-      </w:pPr>
-      <w:r>
-        <w:rPr>
-          <w:rFonts w:ascii="Georgia" w:hAnsi="Georgia" w:cs="Georgia"/>
-          <w:sz w:val="24"/>
-          <w:szCs w:val="24"/>
-        </w:rPr>
-        <w:t xml:space="preserve"/>
-      </w:r>
-    </w:p>
-    <w:p>
-      <w:pPr>
-        <w:spacing w:after="60" w:line="360"/>
+        <w:spacing w:after="60" w:line="360" w:before="480"/>
         <w:ind w:firstLine="360"/>
       </w:pPr>
       <w:r>
@@ -634,19 +544,6 @@
           <w:szCs w:val="24"/>
         </w:rPr>
         <w:t xml:space="preserve">Amara thought, briefly and against her own will, of Elder Maka sitting alone in her own compound with a secret weight of her own, and wondered, not for the first time, whether the same quiet voice had already found its way into that house too, patient and unhurried, waiting for its own moment to introduce itself.</w:t>
-      </w:r>
-    </w:p>
-    <w:p>
-      <w:pPr>
-        <w:spacing w:after="0" w:line="360"/>
-      </w:pPr>
-      <w:r>
-        <w:rPr>
-          <w:rFonts w:ascii="Georgia" w:hAnsi="Georgia" w:cs="Georgia"/>
-          <w:sz w:val="24"/>
-          <w:szCs w:val="24"/>
-        </w:rPr>
-        <w:t xml:space="preserve"/>
       </w:r>
     </w:p>
     <w:sectPr>
